--- a/v2.0/word/学情预警系统_AI功能测试与Dify配置指南.docx
+++ b/v2.0/word/学情预警系统_AI功能测试与Dify配置指南.docx
@@ -2808,7 +2808,53 @@
           <w:sz w:val="28"/>
           <w:szCs w:val="28"/>
         </w:rPr>
-        <w:t xml:space="preserve">2.2 第二步：配置 DashScope 凭据</w:t>
+        <w:t xml:space="preserve">2.2 第二步：给模型供应商填 Key（DashScope 或 DeepSeek 二选一）</w:t>
+      </w:r>
+    </w:p>
+    <w:p>
+      <w:pPr>
+        <w:spacing w:after="80" w:before="0" w:line="340"/>
+        <w:ind w:firstLine="420"/>
+      </w:pPr>
+      <w:r>
+        <w:rPr>
+          <w:rFonts w:ascii="Times New Roman" w:eastAsia="宋体" w:hAnsi="Times New Roman"/>
+          <w:b/>
+          <w:bCs/>
+          <w:sz w:val="21"/>
+          <w:szCs w:val="21"/>
+        </w:rPr>
+        <w:t xml:space="preserve">两家都能用</w:t>
+      </w:r>
+      <w:r>
+        <w:rPr>
+          <w:rFonts w:ascii="Times New Roman" w:eastAsia="宋体" w:hAnsi="Times New Roman"/>
+          <w:b w:val="false"/>
+          <w:bCs w:val="false"/>
+          <w:sz w:val="21"/>
+          <w:szCs w:val="21"/>
+        </w:rPr>
+        <w:t xml:space="preserve">。Dify 里已装好三个插件（openai / openai_api_compatible / deepseek），填哪家就用哪家；</w:t>
+      </w:r>
+      <w:r>
+        <w:rPr>
+          <w:rFonts w:ascii="Times New Roman" w:eastAsia="宋体" w:hAnsi="Times New Roman"/>
+          <w:b/>
+          <w:bCs/>
+          <w:sz w:val="21"/>
+          <w:szCs w:val="21"/>
+        </w:rPr>
+        <w:t xml:space="preserve">没 Key 的供应商保持未配置即可</w:t>
+      </w:r>
+      <w:r>
+        <w:rPr>
+          <w:rFonts w:ascii="Times New Roman" w:eastAsia="宋体" w:hAnsi="Times New Roman"/>
+          <w:b w:val="false"/>
+          <w:bCs w:val="false"/>
+          <w:sz w:val="21"/>
+          <w:szCs w:val="21"/>
+        </w:rPr>
+        <w:t xml:space="preserve">，工作流只会用它节点里指定的那个模型。</w:t>
       </w:r>
     </w:p>
     <w:p>
@@ -2824,7 +2870,7 @@
           <w:sz w:val="19"/>
           <w:szCs w:val="19"/>
         </w:rPr>
-        <w:t xml:space="preserve">表2-1 要填的四个字段</w:t>
+        <w:t xml:space="preserve">表2-1 路线一：DeepSeek（国内直连、便宜，推荐）</w:t>
       </w:r>
     </w:p>
     <w:tbl>
@@ -2841,9 +2887,9 @@
         <w:tblLayout w:type="fixed"/>
       </w:tblPr>
       <w:tblGrid>
-        <w:gridCol w:w="1451"/>
-        <w:gridCol w:w="4898"/>
-        <w:gridCol w:w="2721"/>
+        <w:gridCol w:w="1270"/>
+        <w:gridCol w:w="4535"/>
+        <w:gridCol w:w="3265"/>
       </w:tblGrid>
       <w:tr>
         <w:trPr>
@@ -2851,7 +2897,7 @@
         </w:trPr>
         <w:tc>
           <w:tcPr>
-            <w:tcW w:type="dxa" w:w="1451"/>
+            <w:tcW w:type="dxa" w:w="1270"/>
             <w:shd w:fill="EDF2F7"/>
             <w:tcMar>
               <w:top w:type="dxa" w:w="60"/>
@@ -2880,7 +2926,7 @@
         </w:tc>
         <w:tc>
           <w:tcPr>
-            <w:tcW w:type="dxa" w:w="4898"/>
+            <w:tcW w:type="dxa" w:w="4535"/>
             <w:shd w:fill="EDF2F7"/>
             <w:tcMar>
               <w:top w:type="dxa" w:w="60"/>
@@ -2909,7 +2955,7 @@
         </w:tc>
         <w:tc>
           <w:tcPr>
-            <w:tcW w:type="dxa" w:w="2721"/>
+            <w:tcW w:type="dxa" w:w="3265"/>
             <w:shd w:fill="EDF2F7"/>
             <w:tcMar>
               <w:top w:type="dxa" w:w="60"/>
@@ -2940,82 +2986,82 @@
       <w:tr>
         <w:tc>
           <w:tcPr>
-            <w:tcW w:type="dxa" w:w="1451"/>
-            <w:tcMar>
-              <w:top w:type="dxa" w:w="60"/>
-              <w:left w:type="dxa" w:w="90"/>
-              <w:bottom w:type="dxa" w:w="60"/>
-              <w:right w:type="dxa" w:w="90"/>
-            </w:tcMar>
-            <w:vAlign w:val="center"/>
-          </w:tcPr>
-          <w:p>
-            <w:pPr>
-              <w:spacing w:after="0" w:line="280"/>
-            </w:pPr>
-            <w:r>
-              <w:rPr>
-                <w:rFonts w:ascii="Times New Roman" w:eastAsia="宋体" w:hAnsi="Times New Roman"/>
-                <w:b w:val="false"/>
-                <w:bCs w:val="false"/>
-                <w:sz w:val="19"/>
-                <w:szCs w:val="19"/>
-              </w:rPr>
-              <w:t xml:space="preserve">API Key</w:t>
-            </w:r>
-          </w:p>
-        </w:tc>
-        <w:tc>
-          <w:tcPr>
-            <w:tcW w:type="dxa" w:w="4898"/>
-            <w:tcMar>
-              <w:top w:type="dxa" w:w="60"/>
-              <w:left w:type="dxa" w:w="90"/>
-              <w:bottom w:type="dxa" w:w="60"/>
-              <w:right w:type="dxa" w:w="90"/>
-            </w:tcMar>
-            <w:vAlign w:val="center"/>
-          </w:tcPr>
-          <w:p>
-            <w:pPr>
-              <w:spacing w:after="0" w:line="280"/>
-            </w:pPr>
-            <w:r>
-              <w:rPr>
-                <w:rFonts w:ascii="Times New Roman" w:eastAsia="宋体" w:hAnsi="Times New Roman"/>
-                <w:b w:val="false"/>
-                <w:bCs w:val="false"/>
-                <w:sz w:val="19"/>
-                <w:szCs w:val="19"/>
-              </w:rPr>
-              <w:t xml:space="preserve">DashScope 的 sk-...（v1.0 application.properties 里那把仍有效）</w:t>
-            </w:r>
-          </w:p>
-        </w:tc>
-        <w:tc>
-          <w:tcPr>
-            <w:tcW w:type="dxa" w:w="2721"/>
-            <w:tcMar>
-              <w:top w:type="dxa" w:w="60"/>
-              <w:left w:type="dxa" w:w="90"/>
-              <w:bottom w:type="dxa" w:w="60"/>
-              <w:right w:type="dxa" w:w="90"/>
-            </w:tcMar>
-            <w:vAlign w:val="center"/>
-          </w:tcPr>
-          <w:p>
-            <w:pPr>
-              <w:spacing w:after="0" w:line="280"/>
-            </w:pPr>
-            <w:r>
-              <w:rPr>
-                <w:rFonts w:ascii="Times New Roman" w:eastAsia="宋体" w:hAnsi="Times New Roman"/>
-                <w:b w:val="false"/>
-                <w:bCs w:val="false"/>
-                <w:sz w:val="19"/>
-                <w:szCs w:val="19"/>
-              </w:rPr>
-              <w:t xml:space="preserve">只存在 Dify 里，不进代码库</w:t>
+            <w:tcW w:type="dxa" w:w="1270"/>
+            <w:tcMar>
+              <w:top w:type="dxa" w:w="60"/>
+              <w:left w:type="dxa" w:w="90"/>
+              <w:bottom w:type="dxa" w:w="60"/>
+              <w:right w:type="dxa" w:w="90"/>
+            </w:tcMar>
+            <w:vAlign w:val="center"/>
+          </w:tcPr>
+          <w:p>
+            <w:pPr>
+              <w:spacing w:after="0" w:line="280"/>
+            </w:pPr>
+            <w:r>
+              <w:rPr>
+                <w:rFonts w:ascii="Times New Roman" w:eastAsia="宋体" w:hAnsi="Times New Roman"/>
+                <w:b w:val="false"/>
+                <w:bCs w:val="false"/>
+                <w:sz w:val="19"/>
+                <w:szCs w:val="19"/>
+              </w:rPr>
+              <w:t xml:space="preserve">供应商</w:t>
+            </w:r>
+          </w:p>
+        </w:tc>
+        <w:tc>
+          <w:tcPr>
+            <w:tcW w:type="dxa" w:w="4535"/>
+            <w:tcMar>
+              <w:top w:type="dxa" w:w="60"/>
+              <w:left w:type="dxa" w:w="90"/>
+              <w:bottom w:type="dxa" w:w="60"/>
+              <w:right w:type="dxa" w:w="90"/>
+            </w:tcMar>
+            <w:vAlign w:val="center"/>
+          </w:tcPr>
+          <w:p>
+            <w:pPr>
+              <w:spacing w:after="0" w:line="280"/>
+            </w:pPr>
+            <w:r>
+              <w:rPr>
+                <w:rFonts w:ascii="Times New Roman" w:eastAsia="宋体" w:hAnsi="Times New Roman"/>
+                <w:b w:val="false"/>
+                <w:bCs w:val="false"/>
+                <w:sz w:val="19"/>
+                <w:szCs w:val="19"/>
+              </w:rPr>
+              <w:t xml:space="preserve">DeepSeek（插件已装：langgenius/deepseek:0.0.26）</w:t>
+            </w:r>
+          </w:p>
+        </w:tc>
+        <w:tc>
+          <w:tcPr>
+            <w:tcW w:type="dxa" w:w="3265"/>
+            <w:tcMar>
+              <w:top w:type="dxa" w:w="60"/>
+              <w:left w:type="dxa" w:w="90"/>
+              <w:bottom w:type="dxa" w:w="60"/>
+              <w:right w:type="dxa" w:w="90"/>
+            </w:tcMar>
+            <w:vAlign w:val="center"/>
+          </w:tcPr>
+          <w:p>
+            <w:pPr>
+              <w:spacing w:after="0" w:line="280"/>
+            </w:pPr>
+            <w:r>
+              <w:rPr>
+                <w:rFonts w:ascii="Times New Roman" w:eastAsia="宋体" w:hAnsi="Times New Roman"/>
+                <w:b w:val="false"/>
+                <w:bCs w:val="false"/>
+                <w:sz w:val="19"/>
+                <w:szCs w:val="19"/>
+              </w:rPr>
+              <w:t xml:space="preserve">设置 → 模型供应商 → DeepSeek → 设置</w:t>
             </w:r>
           </w:p>
         </w:tc>
@@ -3023,82 +3069,82 @@
       <w:tr>
         <w:tc>
           <w:tcPr>
-            <w:tcW w:type="dxa" w:w="1451"/>
-            <w:tcMar>
-              <w:top w:type="dxa" w:w="60"/>
-              <w:left w:type="dxa" w:w="90"/>
-              <w:bottom w:type="dxa" w:w="60"/>
-              <w:right w:type="dxa" w:w="90"/>
-            </w:tcMar>
-            <w:vAlign w:val="center"/>
-          </w:tcPr>
-          <w:p>
-            <w:pPr>
-              <w:spacing w:after="0" w:line="280"/>
-            </w:pPr>
-            <w:r>
-              <w:rPr>
-                <w:rFonts w:ascii="Times New Roman" w:eastAsia="宋体" w:hAnsi="Times New Roman"/>
-                <w:b w:val="false"/>
-                <w:bCs w:val="false"/>
-                <w:sz w:val="19"/>
-                <w:szCs w:val="19"/>
-              </w:rPr>
-              <w:t xml:space="preserve">Base URL</w:t>
-            </w:r>
-          </w:p>
-        </w:tc>
-        <w:tc>
-          <w:tcPr>
-            <w:tcW w:type="dxa" w:w="4898"/>
-            <w:tcMar>
-              <w:top w:type="dxa" w:w="60"/>
-              <w:left w:type="dxa" w:w="90"/>
-              <w:bottom w:type="dxa" w:w="60"/>
-              <w:right w:type="dxa" w:w="90"/>
-            </w:tcMar>
-            <w:vAlign w:val="center"/>
-          </w:tcPr>
-          <w:p>
-            <w:pPr>
-              <w:spacing w:after="0" w:line="280"/>
-            </w:pPr>
-            <w:r>
-              <w:rPr>
-                <w:rFonts w:ascii="Times New Roman" w:eastAsia="宋体" w:hAnsi="Times New Roman"/>
-                <w:b w:val="false"/>
-                <w:bCs w:val="false"/>
-                <w:sz w:val="19"/>
-                <w:szCs w:val="19"/>
-              </w:rPr>
-              <w:t xml:space="preserve">https://dashscope.aliyuncs.com/compatible-mode/v1</w:t>
-            </w:r>
-          </w:p>
-        </w:tc>
-        <w:tc>
-          <w:tcPr>
-            <w:tcW w:type="dxa" w:w="2721"/>
-            <w:tcMar>
-              <w:top w:type="dxa" w:w="60"/>
-              <w:left w:type="dxa" w:w="90"/>
-              <w:bottom w:type="dxa" w:w="60"/>
-              <w:right w:type="dxa" w:w="90"/>
-            </w:tcMar>
-            <w:vAlign w:val="center"/>
-          </w:tcPr>
-          <w:p>
-            <w:pPr>
-              <w:spacing w:after="0" w:line="280"/>
-            </w:pPr>
-            <w:r>
-              <w:rPr>
-                <w:rFonts w:ascii="Times New Roman" w:eastAsia="宋体" w:hAnsi="Times New Roman"/>
-                <w:b w:val="false"/>
-                <w:bCs w:val="false"/>
-                <w:sz w:val="19"/>
-                <w:szCs w:val="19"/>
-              </w:rPr>
-              <w:t xml:space="preserve">必须带 /v1</w:t>
+            <w:tcW w:type="dxa" w:w="1270"/>
+            <w:tcMar>
+              <w:top w:type="dxa" w:w="60"/>
+              <w:left w:type="dxa" w:w="90"/>
+              <w:bottom w:type="dxa" w:w="60"/>
+              <w:right w:type="dxa" w:w="90"/>
+            </w:tcMar>
+            <w:vAlign w:val="center"/>
+          </w:tcPr>
+          <w:p>
+            <w:pPr>
+              <w:spacing w:after="0" w:line="280"/>
+            </w:pPr>
+            <w:r>
+              <w:rPr>
+                <w:rFonts w:ascii="Times New Roman" w:eastAsia="宋体" w:hAnsi="Times New Roman"/>
+                <w:b w:val="false"/>
+                <w:bCs w:val="false"/>
+                <w:sz w:val="19"/>
+                <w:szCs w:val="19"/>
+              </w:rPr>
+              <w:t xml:space="preserve">API Key</w:t>
+            </w:r>
+          </w:p>
+        </w:tc>
+        <w:tc>
+          <w:tcPr>
+            <w:tcW w:type="dxa" w:w="4535"/>
+            <w:tcMar>
+              <w:top w:type="dxa" w:w="60"/>
+              <w:left w:type="dxa" w:w="90"/>
+              <w:bottom w:type="dxa" w:w="60"/>
+              <w:right w:type="dxa" w:w="90"/>
+            </w:tcMar>
+            <w:vAlign w:val="center"/>
+          </w:tcPr>
+          <w:p>
+            <w:pPr>
+              <w:spacing w:after="0" w:line="280"/>
+            </w:pPr>
+            <w:r>
+              <w:rPr>
+                <w:rFonts w:ascii="Times New Roman" w:eastAsia="宋体" w:hAnsi="Times New Roman"/>
+                <w:b w:val="false"/>
+                <w:bCs w:val="false"/>
+                <w:sz w:val="19"/>
+                <w:szCs w:val="19"/>
+              </w:rPr>
+              <w:t xml:space="preserve">platform.deepseek.com → API keys 新建的 sk-...</w:t>
+            </w:r>
+          </w:p>
+        </w:tc>
+        <w:tc>
+          <w:tcPr>
+            <w:tcW w:type="dxa" w:w="3265"/>
+            <w:tcMar>
+              <w:top w:type="dxa" w:w="60"/>
+              <w:left w:type="dxa" w:w="90"/>
+              <w:bottom w:type="dxa" w:w="60"/>
+              <w:right w:type="dxa" w:w="90"/>
+            </w:tcMar>
+            <w:vAlign w:val="center"/>
+          </w:tcPr>
+          <w:p>
+            <w:pPr>
+              <w:spacing w:after="0" w:line="280"/>
+            </w:pPr>
+            <w:r>
+              <w:rPr>
+                <w:rFonts w:ascii="Times New Roman" w:eastAsia="宋体" w:hAnsi="Times New Roman"/>
+                <w:b w:val="false"/>
+                <w:bCs w:val="false"/>
+                <w:sz w:val="19"/>
+                <w:szCs w:val="19"/>
+              </w:rPr>
+              <w:t xml:space="preserve">只存在 Dify 里，不进代码库</w:t>
             </w:r>
           </w:p>
         </w:tc>
@@ -3106,82 +3152,82 @@
       <w:tr>
         <w:tc>
           <w:tcPr>
-            <w:tcW w:type="dxa" w:w="1451"/>
-            <w:tcMar>
-              <w:top w:type="dxa" w:w="60"/>
-              <w:left w:type="dxa" w:w="90"/>
-              <w:bottom w:type="dxa" w:w="60"/>
-              <w:right w:type="dxa" w:w="90"/>
-            </w:tcMar>
-            <w:vAlign w:val="center"/>
-          </w:tcPr>
-          <w:p>
-            <w:pPr>
-              <w:spacing w:after="0" w:line="280"/>
-            </w:pPr>
-            <w:r>
-              <w:rPr>
-                <w:rFonts w:ascii="Times New Roman" w:eastAsia="宋体" w:hAnsi="Times New Roman"/>
-                <w:b w:val="false"/>
-                <w:bCs w:val="false"/>
-                <w:sz w:val="19"/>
-                <w:szCs w:val="19"/>
-              </w:rPr>
-              <w:t xml:space="preserve">模型名</w:t>
-            </w:r>
-          </w:p>
-        </w:tc>
-        <w:tc>
-          <w:tcPr>
-            <w:tcW w:type="dxa" w:w="4898"/>
-            <w:tcMar>
-              <w:top w:type="dxa" w:w="60"/>
-              <w:left w:type="dxa" w:w="90"/>
-              <w:bottom w:type="dxa" w:w="60"/>
-              <w:right w:type="dxa" w:w="90"/>
-            </w:tcMar>
-            <w:vAlign w:val="center"/>
-          </w:tcPr>
-          <w:p>
-            <w:pPr>
-              <w:spacing w:after="0" w:line="280"/>
-            </w:pPr>
-            <w:r>
-              <w:rPr>
-                <w:rFonts w:ascii="Times New Roman" w:eastAsia="宋体" w:hAnsi="Times New Roman"/>
-                <w:b w:val="false"/>
-                <w:bCs w:val="false"/>
-                <w:sz w:val="19"/>
-                <w:szCs w:val="19"/>
-              </w:rPr>
-              <w:t xml:space="preserve">先加 qwen-plus（报告），再加 qwen-max（后续出题）</w:t>
-            </w:r>
-          </w:p>
-        </w:tc>
-        <w:tc>
-          <w:tcPr>
-            <w:tcW w:type="dxa" w:w="2721"/>
-            <w:tcMar>
-              <w:top w:type="dxa" w:w="60"/>
-              <w:left w:type="dxa" w:w="90"/>
-              <w:bottom w:type="dxa" w:w="60"/>
-              <w:right w:type="dxa" w:w="90"/>
-            </w:tcMar>
-            <w:vAlign w:val="center"/>
-          </w:tcPr>
-          <w:p>
-            <w:pPr>
-              <w:spacing w:after="0" w:line="280"/>
-            </w:pPr>
-            <w:r>
-              <w:rPr>
-                <w:rFonts w:ascii="Times New Roman" w:eastAsia="宋体" w:hAnsi="Times New Roman"/>
-                <w:b w:val="false"/>
-                <w:bCs w:val="false"/>
-                <w:sz w:val="19"/>
-                <w:szCs w:val="19"/>
-              </w:rPr>
-              <w:t xml:space="preserve">上下文长度与最大 token 用默认</w:t>
+            <w:tcW w:type="dxa" w:w="1270"/>
+            <w:tcMar>
+              <w:top w:type="dxa" w:w="60"/>
+              <w:left w:type="dxa" w:w="90"/>
+              <w:bottom w:type="dxa" w:w="60"/>
+              <w:right w:type="dxa" w:w="90"/>
+            </w:tcMar>
+            <w:vAlign w:val="center"/>
+          </w:tcPr>
+          <w:p>
+            <w:pPr>
+              <w:spacing w:after="0" w:line="280"/>
+            </w:pPr>
+            <w:r>
+              <w:rPr>
+                <w:rFonts w:ascii="Times New Roman" w:eastAsia="宋体" w:hAnsi="Times New Roman"/>
+                <w:b w:val="false"/>
+                <w:bCs w:val="false"/>
+                <w:sz w:val="19"/>
+                <w:szCs w:val="19"/>
+              </w:rPr>
+              <w:t xml:space="preserve">Base URL</w:t>
+            </w:r>
+          </w:p>
+        </w:tc>
+        <w:tc>
+          <w:tcPr>
+            <w:tcW w:type="dxa" w:w="4535"/>
+            <w:tcMar>
+              <w:top w:type="dxa" w:w="60"/>
+              <w:left w:type="dxa" w:w="90"/>
+              <w:bottom w:type="dxa" w:w="60"/>
+              <w:right w:type="dxa" w:w="90"/>
+            </w:tcMar>
+            <w:vAlign w:val="center"/>
+          </w:tcPr>
+          <w:p>
+            <w:pPr>
+              <w:spacing w:after="0" w:line="280"/>
+            </w:pPr>
+            <w:r>
+              <w:rPr>
+                <w:rFonts w:ascii="Times New Roman" w:eastAsia="宋体" w:hAnsi="Times New Roman"/>
+                <w:b w:val="false"/>
+                <w:bCs w:val="false"/>
+                <w:sz w:val="19"/>
+                <w:szCs w:val="19"/>
+              </w:rPr>
+              <w:t xml:space="preserve">不用填（插件内置 https://api.deepseek.com）</w:t>
+            </w:r>
+          </w:p>
+        </w:tc>
+        <w:tc>
+          <w:tcPr>
+            <w:tcW w:type="dxa" w:w="3265"/>
+            <w:tcMar>
+              <w:top w:type="dxa" w:w="60"/>
+              <w:left w:type="dxa" w:w="90"/>
+              <w:bottom w:type="dxa" w:w="60"/>
+              <w:right w:type="dxa" w:w="90"/>
+            </w:tcMar>
+            <w:vAlign w:val="center"/>
+          </w:tcPr>
+          <w:p>
+            <w:pPr>
+              <w:spacing w:after="0" w:line="280"/>
+            </w:pPr>
+            <w:r>
+              <w:rPr>
+                <w:rFonts w:ascii="Times New Roman" w:eastAsia="宋体" w:hAnsi="Times New Roman"/>
+                <w:b w:val="false"/>
+                <w:bCs w:val="false"/>
+                <w:sz w:val="19"/>
+                <w:szCs w:val="19"/>
+              </w:rPr>
+              <w:t xml:space="preserve">只有走 OpenAI-API-compatible 路线才要手填</w:t>
             </w:r>
           </w:p>
         </w:tc>
@@ -3189,82 +3235,624 @@
       <w:tr>
         <w:tc>
           <w:tcPr>
-            <w:tcW w:type="dxa" w:w="1451"/>
-            <w:tcMar>
-              <w:top w:type="dxa" w:w="60"/>
-              <w:left w:type="dxa" w:w="90"/>
-              <w:bottom w:type="dxa" w:w="60"/>
-              <w:right w:type="dxa" w:w="90"/>
-            </w:tcMar>
-            <w:vAlign w:val="center"/>
-          </w:tcPr>
-          <w:p>
-            <w:pPr>
-              <w:spacing w:after="0" w:line="280"/>
-            </w:pPr>
-            <w:r>
-              <w:rPr>
-                <w:rFonts w:ascii="Times New Roman" w:eastAsia="宋体" w:hAnsi="Times New Roman"/>
-                <w:b w:val="false"/>
-                <w:bCs w:val="false"/>
-                <w:sz w:val="19"/>
-                <w:szCs w:val="19"/>
-              </w:rPr>
-              <w:t xml:space="preserve">模型类型</w:t>
-            </w:r>
-          </w:p>
-        </w:tc>
-        <w:tc>
-          <w:tcPr>
-            <w:tcW w:type="dxa" w:w="4898"/>
-            <w:tcMar>
-              <w:top w:type="dxa" w:w="60"/>
-              <w:left w:type="dxa" w:w="90"/>
-              <w:bottom w:type="dxa" w:w="60"/>
-              <w:right w:type="dxa" w:w="90"/>
-            </w:tcMar>
-            <w:vAlign w:val="center"/>
-          </w:tcPr>
-          <w:p>
-            <w:pPr>
-              <w:spacing w:after="0" w:line="280"/>
-            </w:pPr>
-            <w:r>
-              <w:rPr>
-                <w:rFonts w:ascii="Times New Roman" w:eastAsia="宋体" w:hAnsi="Times New Roman"/>
-                <w:b w:val="false"/>
-                <w:bCs w:val="false"/>
-                <w:sz w:val="19"/>
-                <w:szCs w:val="19"/>
-              </w:rPr>
-              <w:t xml:space="preserve">LLM / Chat 都行，分别加一条</w:t>
-            </w:r>
-          </w:p>
-        </w:tc>
-        <w:tc>
-          <w:tcPr>
-            <w:tcW w:type="dxa" w:w="2721"/>
-            <w:tcMar>
-              <w:top w:type="dxa" w:w="60"/>
-              <w:left w:type="dxa" w:w="90"/>
-              <w:bottom w:type="dxa" w:w="60"/>
-              <w:right w:type="dxa" w:w="90"/>
-            </w:tcMar>
-            <w:vAlign w:val="center"/>
-          </w:tcPr>
-          <w:p>
-            <w:pPr>
-              <w:spacing w:after="0" w:line="280"/>
-            </w:pPr>
-            <w:r>
-              <w:rPr>
-                <w:rFonts w:ascii="Times New Roman" w:eastAsia="宋体" w:hAnsi="Times New Roman"/>
-                <w:b w:val="false"/>
-                <w:bCs w:val="false"/>
-                <w:sz w:val="19"/>
-                <w:szCs w:val="19"/>
-              </w:rPr>
-              <w:t xml:space="preserve">Embedding 留到 M4 建知识库再加</w:t>
+            <w:tcW w:type="dxa" w:w="1270"/>
+            <w:tcMar>
+              <w:top w:type="dxa" w:w="60"/>
+              <w:left w:type="dxa" w:w="90"/>
+              <w:bottom w:type="dxa" w:w="60"/>
+              <w:right w:type="dxa" w:w="90"/>
+            </w:tcMar>
+            <w:vAlign w:val="center"/>
+          </w:tcPr>
+          <w:p>
+            <w:pPr>
+              <w:spacing w:after="0" w:line="280"/>
+            </w:pPr>
+            <w:r>
+              <w:rPr>
+                <w:rFonts w:ascii="Times New Roman" w:eastAsia="宋体" w:hAnsi="Times New Roman"/>
+                <w:b w:val="false"/>
+                <w:bCs w:val="false"/>
+                <w:sz w:val="19"/>
+                <w:szCs w:val="19"/>
+              </w:rPr>
+              <w:t xml:space="preserve">模型</w:t>
+            </w:r>
+          </w:p>
+        </w:tc>
+        <w:tc>
+          <w:tcPr>
+            <w:tcW w:type="dxa" w:w="4535"/>
+            <w:tcMar>
+              <w:top w:type="dxa" w:w="60"/>
+              <w:left w:type="dxa" w:w="90"/>
+              <w:bottom w:type="dxa" w:w="60"/>
+              <w:right w:type="dxa" w:w="90"/>
+            </w:tcMar>
+            <w:vAlign w:val="center"/>
+          </w:tcPr>
+          <w:p>
+            <w:pPr>
+              <w:spacing w:after="0" w:line="280"/>
+            </w:pPr>
+            <w:r>
+              <w:rPr>
+                <w:rFonts w:ascii="Times New Roman" w:eastAsia="宋体" w:hAnsi="Times New Roman"/>
+                <w:b w:val="false"/>
+                <w:bCs w:val="false"/>
+                <w:sz w:val="19"/>
+                <w:szCs w:val="19"/>
+              </w:rPr>
+              <w:t xml:space="preserve">deepseek-chat（V3，报告够用）；需要推理再加 deepseek-reasoner</w:t>
+            </w:r>
+          </w:p>
+        </w:tc>
+        <w:tc>
+          <w:tcPr>
+            <w:tcW w:type="dxa" w:w="3265"/>
+            <w:tcMar>
+              <w:top w:type="dxa" w:w="60"/>
+              <w:left w:type="dxa" w:w="90"/>
+              <w:bottom w:type="dxa" w:w="60"/>
+              <w:right w:type="dxa" w:w="90"/>
+            </w:tcMar>
+            <w:vAlign w:val="center"/>
+          </w:tcPr>
+          <w:p>
+            <w:pPr>
+              <w:spacing w:after="0" w:line="280"/>
+            </w:pPr>
+            <w:r>
+              <w:rPr>
+                <w:rFonts w:ascii="Times New Roman" w:eastAsia="宋体" w:hAnsi="Times New Roman"/>
+                <w:b w:val="false"/>
+                <w:bCs w:val="false"/>
+                <w:sz w:val="19"/>
+                <w:szCs w:val="19"/>
+              </w:rPr>
+              <w:t xml:space="preserve">勾选即可，上下文长度用默认</w:t>
+            </w:r>
+          </w:p>
+        </w:tc>
+      </w:tr>
+      <w:tr>
+        <w:tc>
+          <w:tcPr>
+            <w:tcW w:type="dxa" w:w="1270"/>
+            <w:tcMar>
+              <w:top w:type="dxa" w:w="60"/>
+              <w:left w:type="dxa" w:w="90"/>
+              <w:bottom w:type="dxa" w:w="60"/>
+              <w:right w:type="dxa" w:w="90"/>
+            </w:tcMar>
+            <w:vAlign w:val="center"/>
+          </w:tcPr>
+          <w:p>
+            <w:pPr>
+              <w:spacing w:after="0" w:line="280"/>
+            </w:pPr>
+            <w:r>
+              <w:rPr>
+                <w:rFonts w:ascii="Times New Roman" w:eastAsia="宋体" w:hAnsi="Times New Roman"/>
+                <w:b w:val="false"/>
+                <w:bCs w:val="false"/>
+                <w:sz w:val="19"/>
+                <w:szCs w:val="19"/>
+              </w:rPr>
+              <w:t xml:space="preserve">价格量级</w:t>
+            </w:r>
+          </w:p>
+        </w:tc>
+        <w:tc>
+          <w:tcPr>
+            <w:tcW w:type="dxa" w:w="4535"/>
+            <w:tcMar>
+              <w:top w:type="dxa" w:w="60"/>
+              <w:left w:type="dxa" w:w="90"/>
+              <w:bottom w:type="dxa" w:w="60"/>
+              <w:right w:type="dxa" w:w="90"/>
+            </w:tcMar>
+            <w:vAlign w:val="center"/>
+          </w:tcPr>
+          <w:p>
+            <w:pPr>
+              <w:spacing w:after="0" w:line="280"/>
+            </w:pPr>
+            <w:r>
+              <w:rPr>
+                <w:rFonts w:ascii="Times New Roman" w:eastAsia="宋体" w:hAnsi="Times New Roman"/>
+                <w:b w:val="false"/>
+                <w:bCs w:val="false"/>
+                <w:sz w:val="19"/>
+                <w:szCs w:val="19"/>
+              </w:rPr>
+              <w:t xml:space="preserve">单份报告仍在一分钱以内</w:t>
+            </w:r>
+          </w:p>
+        </w:tc>
+        <w:tc>
+          <w:tcPr>
+            <w:tcW w:type="dxa" w:w="3265"/>
+            <w:tcMar>
+              <w:top w:type="dxa" w:w="60"/>
+              <w:left w:type="dxa" w:w="90"/>
+              <w:bottom w:type="dxa" w:w="60"/>
+              <w:right w:type="dxa" w:w="90"/>
+            </w:tcMar>
+            <w:vAlign w:val="center"/>
+          </w:tcPr>
+          <w:p>
+            <w:pPr>
+              <w:spacing w:after="0" w:line="280"/>
+            </w:pPr>
+            <w:r>
+              <w:rPr>
+                <w:rFonts w:ascii="Times New Roman" w:eastAsia="宋体" w:hAnsi="Times New Roman"/>
+                <w:b w:val="false"/>
+                <w:bCs w:val="false"/>
+                <w:sz w:val="19"/>
+                <w:szCs w:val="19"/>
+              </w:rPr>
+              <w:t xml:space="preserve">以官方控制台为准</w:t>
+            </w:r>
+          </w:p>
+        </w:tc>
+      </w:tr>
+    </w:tbl>
+    <w:p>
+      <w:pPr>
+        <w:spacing w:after="60" w:before="120" w:line="300"/>
+        <w:jc w:val="center"/>
+      </w:pPr>
+      <w:r>
+        <w:rPr>
+          <w:rFonts w:ascii="Times New Roman" w:eastAsia="宋体" w:hAnsi="Times New Roman"/>
+          <w:b/>
+          <w:bCs/>
+          <w:sz w:val="19"/>
+          <w:szCs w:val="19"/>
+        </w:rPr>
+        <w:t xml:space="preserve">表2-2 路线二：DashScope（阿里云百炼，v1.0 那把 Key 仍有效）</w:t>
+      </w:r>
+    </w:p>
+    <w:tbl>
+      <w:tblPr>
+        <w:tblW w:type="dxa" w:w="9070"/>
+        <w:tblBorders>
+          <w:top w:val="single" w:color="808080" w:sz="4"/>
+          <w:left w:val="single" w:color="808080" w:sz="4"/>
+          <w:bottom w:val="single" w:color="808080" w:sz="4"/>
+          <w:right w:val="single" w:color="808080" w:sz="4"/>
+          <w:insideH w:val="single" w:color="808080" w:sz="4"/>
+          <w:insideV w:val="single" w:color="808080" w:sz="4"/>
+        </w:tblBorders>
+        <w:tblLayout w:type="fixed"/>
+      </w:tblPr>
+      <w:tblGrid>
+        <w:gridCol w:w="1270"/>
+        <w:gridCol w:w="4535"/>
+        <w:gridCol w:w="3265"/>
+      </w:tblGrid>
+      <w:tr>
+        <w:trPr>
+          <w:tblHeader/>
+        </w:trPr>
+        <w:tc>
+          <w:tcPr>
+            <w:tcW w:type="dxa" w:w="1270"/>
+            <w:shd w:fill="EDF2F7"/>
+            <w:tcMar>
+              <w:top w:type="dxa" w:w="60"/>
+              <w:left w:type="dxa" w:w="90"/>
+              <w:bottom w:type="dxa" w:w="60"/>
+              <w:right w:type="dxa" w:w="90"/>
+            </w:tcMar>
+            <w:vAlign w:val="center"/>
+          </w:tcPr>
+          <w:p>
+            <w:pPr>
+              <w:spacing w:after="0" w:line="280"/>
+              <w:jc w:val="center"/>
+            </w:pPr>
+            <w:r>
+              <w:rPr>
+                <w:rFonts w:ascii="Times New Roman" w:eastAsia="宋体" w:hAnsi="Times New Roman"/>
+                <w:b/>
+                <w:bCs/>
+                <w:sz w:val="19"/>
+                <w:szCs w:val="19"/>
+              </w:rPr>
+              <w:t xml:space="preserve">字段</w:t>
+            </w:r>
+          </w:p>
+        </w:tc>
+        <w:tc>
+          <w:tcPr>
+            <w:tcW w:type="dxa" w:w="4535"/>
+            <w:shd w:fill="EDF2F7"/>
+            <w:tcMar>
+              <w:top w:type="dxa" w:w="60"/>
+              <w:left w:type="dxa" w:w="90"/>
+              <w:bottom w:type="dxa" w:w="60"/>
+              <w:right w:type="dxa" w:w="90"/>
+            </w:tcMar>
+            <w:vAlign w:val="center"/>
+          </w:tcPr>
+          <w:p>
+            <w:pPr>
+              <w:spacing w:after="0" w:line="280"/>
+              <w:jc w:val="center"/>
+            </w:pPr>
+            <w:r>
+              <w:rPr>
+                <w:rFonts w:ascii="Times New Roman" w:eastAsia="宋体" w:hAnsi="Times New Roman"/>
+                <w:b/>
+                <w:bCs/>
+                <w:sz w:val="19"/>
+                <w:szCs w:val="19"/>
+              </w:rPr>
+              <w:t xml:space="preserve">值</w:t>
+            </w:r>
+          </w:p>
+        </w:tc>
+        <w:tc>
+          <w:tcPr>
+            <w:tcW w:type="dxa" w:w="3265"/>
+            <w:shd w:fill="EDF2F7"/>
+            <w:tcMar>
+              <w:top w:type="dxa" w:w="60"/>
+              <w:left w:type="dxa" w:w="90"/>
+              <w:bottom w:type="dxa" w:w="60"/>
+              <w:right w:type="dxa" w:w="90"/>
+            </w:tcMar>
+            <w:vAlign w:val="center"/>
+          </w:tcPr>
+          <w:p>
+            <w:pPr>
+              <w:spacing w:after="0" w:line="280"/>
+              <w:jc w:val="center"/>
+            </w:pPr>
+            <w:r>
+              <w:rPr>
+                <w:rFonts w:ascii="Times New Roman" w:eastAsia="宋体" w:hAnsi="Times New Roman"/>
+                <w:b/>
+                <w:bCs/>
+                <w:sz w:val="19"/>
+                <w:szCs w:val="19"/>
+              </w:rPr>
+              <w:t xml:space="preserve">说明</w:t>
+            </w:r>
+          </w:p>
+        </w:tc>
+      </w:tr>
+      <w:tr>
+        <w:tc>
+          <w:tcPr>
+            <w:tcW w:type="dxa" w:w="1270"/>
+            <w:tcMar>
+              <w:top w:type="dxa" w:w="60"/>
+              <w:left w:type="dxa" w:w="90"/>
+              <w:bottom w:type="dxa" w:w="60"/>
+              <w:right w:type="dxa" w:w="90"/>
+            </w:tcMar>
+            <w:vAlign w:val="center"/>
+          </w:tcPr>
+          <w:p>
+            <w:pPr>
+              <w:spacing w:after="0" w:line="280"/>
+            </w:pPr>
+            <w:r>
+              <w:rPr>
+                <w:rFonts w:ascii="Times New Roman" w:eastAsia="宋体" w:hAnsi="Times New Roman"/>
+                <w:b w:val="false"/>
+                <w:bCs w:val="false"/>
+                <w:sz w:val="19"/>
+                <w:szCs w:val="19"/>
+              </w:rPr>
+              <w:t xml:space="preserve">供应商</w:t>
+            </w:r>
+          </w:p>
+        </w:tc>
+        <w:tc>
+          <w:tcPr>
+            <w:tcW w:type="dxa" w:w="4535"/>
+            <w:tcMar>
+              <w:top w:type="dxa" w:w="60"/>
+              <w:left w:type="dxa" w:w="90"/>
+              <w:bottom w:type="dxa" w:w="60"/>
+              <w:right w:type="dxa" w:w="90"/>
+            </w:tcMar>
+            <w:vAlign w:val="center"/>
+          </w:tcPr>
+          <w:p>
+            <w:pPr>
+              <w:spacing w:after="0" w:line="280"/>
+            </w:pPr>
+            <w:r>
+              <w:rPr>
+                <w:rFonts w:ascii="Times New Roman" w:eastAsia="宋体" w:hAnsi="Times New Roman"/>
+                <w:b w:val="false"/>
+                <w:bCs w:val="false"/>
+                <w:sz w:val="19"/>
+                <w:szCs w:val="19"/>
+              </w:rPr>
+              <w:t xml:space="preserve">OpenAI-API-compatible（langgenius/openai_api_compatible:0.0.73）</w:t>
+            </w:r>
+          </w:p>
+        </w:tc>
+        <w:tc>
+          <w:tcPr>
+            <w:tcW w:type="dxa" w:w="3265"/>
+            <w:tcMar>
+              <w:top w:type="dxa" w:w="60"/>
+              <w:left w:type="dxa" w:w="90"/>
+              <w:bottom w:type="dxa" w:w="60"/>
+              <w:right w:type="dxa" w:w="90"/>
+            </w:tcMar>
+            <w:vAlign w:val="center"/>
+          </w:tcPr>
+          <w:p>
+            <w:pPr>
+              <w:spacing w:after="0" w:line="280"/>
+            </w:pPr>
+            <w:r>
+              <w:rPr>
+                <w:rFonts w:ascii="Times New Roman" w:eastAsia="宋体" w:hAnsi="Times New Roman"/>
+                <w:b w:val="false"/>
+                <w:bCs w:val="false"/>
+                <w:sz w:val="19"/>
+                <w:szCs w:val="19"/>
+              </w:rPr>
+              <w:t xml:space="preserve">设置 → 模型供应商 → 安装后配置</w:t>
+            </w:r>
+          </w:p>
+        </w:tc>
+      </w:tr>
+      <w:tr>
+        <w:tc>
+          <w:tcPr>
+            <w:tcW w:type="dxa" w:w="1270"/>
+            <w:tcMar>
+              <w:top w:type="dxa" w:w="60"/>
+              <w:left w:type="dxa" w:w="90"/>
+              <w:bottom w:type="dxa" w:w="60"/>
+              <w:right w:type="dxa" w:w="90"/>
+            </w:tcMar>
+            <w:vAlign w:val="center"/>
+          </w:tcPr>
+          <w:p>
+            <w:pPr>
+              <w:spacing w:after="0" w:line="280"/>
+            </w:pPr>
+            <w:r>
+              <w:rPr>
+                <w:rFonts w:ascii="Times New Roman" w:eastAsia="宋体" w:hAnsi="Times New Roman"/>
+                <w:b w:val="false"/>
+                <w:bCs w:val="false"/>
+                <w:sz w:val="19"/>
+                <w:szCs w:val="19"/>
+              </w:rPr>
+              <w:t xml:space="preserve">API Key</w:t>
+            </w:r>
+          </w:p>
+        </w:tc>
+        <w:tc>
+          <w:tcPr>
+            <w:tcW w:type="dxa" w:w="4535"/>
+            <w:tcMar>
+              <w:top w:type="dxa" w:w="60"/>
+              <w:left w:type="dxa" w:w="90"/>
+              <w:bottom w:type="dxa" w:w="60"/>
+              <w:right w:type="dxa" w:w="90"/>
+            </w:tcMar>
+            <w:vAlign w:val="center"/>
+          </w:tcPr>
+          <w:p>
+            <w:pPr>
+              <w:spacing w:after="0" w:line="280"/>
+            </w:pPr>
+            <w:r>
+              <w:rPr>
+                <w:rFonts w:ascii="Times New Roman" w:eastAsia="宋体" w:hAnsi="Times New Roman"/>
+                <w:b w:val="false"/>
+                <w:bCs w:val="false"/>
+                <w:sz w:val="19"/>
+                <w:szCs w:val="19"/>
+              </w:rPr>
+              <w:t xml:space="preserve">DashScope 的 sk-...</w:t>
+            </w:r>
+          </w:p>
+        </w:tc>
+        <w:tc>
+          <w:tcPr>
+            <w:tcW w:type="dxa" w:w="3265"/>
+            <w:tcMar>
+              <w:top w:type="dxa" w:w="60"/>
+              <w:left w:type="dxa" w:w="90"/>
+              <w:bottom w:type="dxa" w:w="60"/>
+              <w:right w:type="dxa" w:w="90"/>
+            </w:tcMar>
+            <w:vAlign w:val="center"/>
+          </w:tcPr>
+          <w:p>
+            <w:pPr>
+              <w:spacing w:after="0" w:line="280"/>
+            </w:pPr>
+            <w:r>
+              <w:rPr>
+                <w:rFonts w:ascii="Times New Roman" w:eastAsia="宋体" w:hAnsi="Times New Roman"/>
+                <w:b w:val="false"/>
+                <w:bCs w:val="false"/>
+                <w:sz w:val="19"/>
+                <w:szCs w:val="19"/>
+              </w:rPr>
+              <w:t xml:space="preserve">只存在 Dify 里</w:t>
+            </w:r>
+          </w:p>
+        </w:tc>
+      </w:tr>
+      <w:tr>
+        <w:tc>
+          <w:tcPr>
+            <w:tcW w:type="dxa" w:w="1270"/>
+            <w:tcMar>
+              <w:top w:type="dxa" w:w="60"/>
+              <w:left w:type="dxa" w:w="90"/>
+              <w:bottom w:type="dxa" w:w="60"/>
+              <w:right w:type="dxa" w:w="90"/>
+            </w:tcMar>
+            <w:vAlign w:val="center"/>
+          </w:tcPr>
+          <w:p>
+            <w:pPr>
+              <w:spacing w:after="0" w:line="280"/>
+            </w:pPr>
+            <w:r>
+              <w:rPr>
+                <w:rFonts w:ascii="Times New Roman" w:eastAsia="宋体" w:hAnsi="Times New Roman"/>
+                <w:b w:val="false"/>
+                <w:bCs w:val="false"/>
+                <w:sz w:val="19"/>
+                <w:szCs w:val="19"/>
+              </w:rPr>
+              <w:t xml:space="preserve">Base URL</w:t>
+            </w:r>
+          </w:p>
+        </w:tc>
+        <w:tc>
+          <w:tcPr>
+            <w:tcW w:type="dxa" w:w="4535"/>
+            <w:tcMar>
+              <w:top w:type="dxa" w:w="60"/>
+              <w:left w:type="dxa" w:w="90"/>
+              <w:bottom w:type="dxa" w:w="60"/>
+              <w:right w:type="dxa" w:w="90"/>
+            </w:tcMar>
+            <w:vAlign w:val="center"/>
+          </w:tcPr>
+          <w:p>
+            <w:pPr>
+              <w:spacing w:after="0" w:line="280"/>
+            </w:pPr>
+            <w:r>
+              <w:rPr>
+                <w:rFonts w:ascii="Times New Roman" w:eastAsia="宋体" w:hAnsi="Times New Roman"/>
+                <w:b w:val="false"/>
+                <w:bCs w:val="false"/>
+                <w:sz w:val="19"/>
+                <w:szCs w:val="19"/>
+              </w:rPr>
+              <w:t xml:space="preserve">https://dashscope.aliyuncs.com/compatible-mode/v1</w:t>
+            </w:r>
+          </w:p>
+        </w:tc>
+        <w:tc>
+          <w:tcPr>
+            <w:tcW w:type="dxa" w:w="3265"/>
+            <w:tcMar>
+              <w:top w:type="dxa" w:w="60"/>
+              <w:left w:type="dxa" w:w="90"/>
+              <w:bottom w:type="dxa" w:w="60"/>
+              <w:right w:type="dxa" w:w="90"/>
+            </w:tcMar>
+            <w:vAlign w:val="center"/>
+          </w:tcPr>
+          <w:p>
+            <w:pPr>
+              <w:spacing w:after="0" w:line="280"/>
+            </w:pPr>
+            <w:r>
+              <w:rPr>
+                <w:rFonts w:ascii="Times New Roman" w:eastAsia="宋体" w:hAnsi="Times New Roman"/>
+                <w:b w:val="false"/>
+                <w:bCs w:val="false"/>
+                <w:sz w:val="19"/>
+                <w:szCs w:val="19"/>
+              </w:rPr>
+              <w:t xml:space="preserve">必须带 /v1</w:t>
+            </w:r>
+          </w:p>
+        </w:tc>
+      </w:tr>
+      <w:tr>
+        <w:tc>
+          <w:tcPr>
+            <w:tcW w:type="dxa" w:w="1270"/>
+            <w:tcMar>
+              <w:top w:type="dxa" w:w="60"/>
+              <w:left w:type="dxa" w:w="90"/>
+              <w:bottom w:type="dxa" w:w="60"/>
+              <w:right w:type="dxa" w:w="90"/>
+            </w:tcMar>
+            <w:vAlign w:val="center"/>
+          </w:tcPr>
+          <w:p>
+            <w:pPr>
+              <w:spacing w:after="0" w:line="280"/>
+            </w:pPr>
+            <w:r>
+              <w:rPr>
+                <w:rFonts w:ascii="Times New Roman" w:eastAsia="宋体" w:hAnsi="Times New Roman"/>
+                <w:b w:val="false"/>
+                <w:bCs w:val="false"/>
+                <w:sz w:val="19"/>
+                <w:szCs w:val="19"/>
+              </w:rPr>
+              <w:t xml:space="preserve">模型</w:t>
+            </w:r>
+          </w:p>
+        </w:tc>
+        <w:tc>
+          <w:tcPr>
+            <w:tcW w:type="dxa" w:w="4535"/>
+            <w:tcMar>
+              <w:top w:type="dxa" w:w="60"/>
+              <w:left w:type="dxa" w:w="90"/>
+              <w:bottom w:type="dxa" w:w="60"/>
+              <w:right w:type="dxa" w:w="90"/>
+            </w:tcMar>
+            <w:vAlign w:val="center"/>
+          </w:tcPr>
+          <w:p>
+            <w:pPr>
+              <w:spacing w:after="0" w:line="280"/>
+            </w:pPr>
+            <w:r>
+              <w:rPr>
+                <w:rFonts w:ascii="Times New Roman" w:eastAsia="宋体" w:hAnsi="Times New Roman"/>
+                <w:b w:val="false"/>
+                <w:bCs w:val="false"/>
+                <w:sz w:val="19"/>
+                <w:szCs w:val="19"/>
+              </w:rPr>
+              <w:t xml:space="preserve">qwen-plus（报告）、qwen-max（出题）</w:t>
+            </w:r>
+          </w:p>
+        </w:tc>
+        <w:tc>
+          <w:tcPr>
+            <w:tcW w:type="dxa" w:w="3265"/>
+            <w:tcMar>
+              <w:top w:type="dxa" w:w="60"/>
+              <w:left w:type="dxa" w:w="90"/>
+              <w:bottom w:type="dxa" w:w="60"/>
+              <w:right w:type="dxa" w:w="90"/>
+            </w:tcMar>
+            <w:vAlign w:val="center"/>
+          </w:tcPr>
+          <w:p>
+            <w:pPr>
+              <w:spacing w:after="0" w:line="280"/>
+            </w:pPr>
+            <w:r>
+              <w:rPr>
+                <w:rFonts w:ascii="Times New Roman" w:eastAsia="宋体" w:hAnsi="Times New Roman"/>
+                <w:b w:val="false"/>
+                <w:bCs w:val="false"/>
+                <w:sz w:val="19"/>
+                <w:szCs w:val="19"/>
+              </w:rPr>
+              <w:t xml:space="preserve">分别加一条</w:t>
             </w:r>
           </w:p>
         </w:tc>
@@ -3285,6 +3873,26 @@
         </w:rPr>
         <w:t xml:space="preserve">保存后点该供应商的「配置」→ 每个模型后面点「测试」→ 出现绿色「可用」即通过。</w:t>
       </w:r>
+      <w:r>
+        <w:rPr>
+          <w:rFonts w:ascii="Times New Roman" w:eastAsia="宋体" w:hAnsi="Times New Roman"/>
+          <w:b/>
+          <w:bCs/>
+          <w:sz w:val="21"/>
+          <w:szCs w:val="21"/>
+        </w:rPr>
+        <w:t xml:space="preserve">OpenAI 官方供应商没有 Key 就放着别动</w:t>
+      </w:r>
+      <w:r>
+        <w:rPr>
+          <w:rFonts w:ascii="Times New Roman" w:eastAsia="宋体" w:hAnsi="Times New Roman"/>
+          <w:b w:val="false"/>
+          <w:bCs w:val="false"/>
+          <w:sz w:val="21"/>
+          <w:szCs w:val="21"/>
+        </w:rPr>
+        <w:t xml:space="preserve">，不影响任何功能。</w:t>
+      </w:r>
     </w:p>
     <w:p>
       <w:pPr>
@@ -3317,7 +3925,23 @@
           <w:sz w:val="24"/>
           <w:szCs w:val="24"/>
         </w:rPr>
-        <w:t xml:space="preserve">方式一：在 Dify 里点"运行"</w:t>
+        <w:t xml:space="preserve">先做一步：把工作流里的 LLM 节点指到你要用的模型</w:t>
+      </w:r>
+    </w:p>
+    <w:p>
+      <w:pPr>
+        <w:spacing w:after="80" w:before="0" w:line="340"/>
+        <w:ind w:firstLine="420"/>
+      </w:pPr>
+      <w:r>
+        <w:rPr>
+          <w:rFonts w:ascii="Times New Roman" w:eastAsia="宋体" w:hAnsi="Times New Roman"/>
+          <w:b w:val="false"/>
+          <w:bCs w:val="false"/>
+          <w:sz w:val="21"/>
+          <w:szCs w:val="21"/>
+        </w:rPr>
+        <w:t xml:space="preserve">导入的 DSL 里模型写的是占位值（OpenAI-API-compatible / qwen-plus）。配了 DeepSeek 就要改过来，否则运行时仍报"模型未配置"。</w:t>
       </w:r>
     </w:p>
     <w:p>
@@ -3343,7 +3967,27 @@
           <w:sz w:val="21"/>
           <w:szCs w:val="21"/>
         </w:rPr>
-        <w:t xml:space="preserve">工作室 → 打开「学习评价报告（学生端）」→ 右上「运行」。</w:t>
+        <w:t xml:space="preserve">工作室 → 打开「学习评价报告（学生端）」→ 点中间的 </w:t>
+      </w:r>
+      <w:r>
+        <w:rPr>
+          <w:rFonts w:ascii="Times New Roman" w:eastAsia="宋体" w:hAnsi="Times New Roman"/>
+          <w:b/>
+          <w:bCs/>
+          <w:sz w:val="21"/>
+          <w:szCs w:val="21"/>
+        </w:rPr>
+        <w:t xml:space="preserve">LLM 节点</w:t>
+      </w:r>
+      <w:r>
+        <w:rPr>
+          <w:rFonts w:ascii="Times New Roman" w:eastAsia="宋体" w:hAnsi="Times New Roman"/>
+          <w:b w:val="false"/>
+          <w:bCs w:val="false"/>
+          <w:sz w:val="21"/>
+          <w:szCs w:val="21"/>
+        </w:rPr>
+        <w:t xml:space="preserve">；</w:t>
       </w:r>
     </w:p>
     <w:p>
@@ -3369,7 +4013,47 @@
           <w:sz w:val="21"/>
           <w:szCs w:val="21"/>
         </w:rPr>
-        <w:t xml:space="preserve">在 facts 里粘一段测试事实，例如：课程：大学计算机基础（一）；总分 61；班级均分 78.1；班内 43/45；缺勤 4，允许 4；预警：黄灯；分组正确率：简答题 64%/80%；题型：单选题 83%/85%。</w:t>
+        <w:t xml:space="preserve">右上「模型」下拉 → 供应商选 </w:t>
+      </w:r>
+      <w:r>
+        <w:rPr>
+          <w:rFonts w:ascii="Times New Roman" w:eastAsia="宋体" w:hAnsi="Times New Roman"/>
+          <w:b/>
+          <w:bCs/>
+          <w:sz w:val="21"/>
+          <w:szCs w:val="21"/>
+        </w:rPr>
+        <w:t xml:space="preserve">DeepSeek</w:t>
+      </w:r>
+      <w:r>
+        <w:rPr>
+          <w:rFonts w:ascii="Times New Roman" w:eastAsia="宋体" w:hAnsi="Times New Roman"/>
+          <w:b w:val="false"/>
+          <w:bCs w:val="false"/>
+          <w:sz w:val="21"/>
+          <w:szCs w:val="21"/>
+        </w:rPr>
+        <w:t xml:space="preserve">，模型选 </w:t>
+      </w:r>
+      <w:r>
+        <w:rPr>
+          <w:rFonts w:ascii="Times New Roman" w:eastAsia="宋体" w:hAnsi="Times New Roman"/>
+          <w:b/>
+          <w:bCs/>
+          <w:sz w:val="21"/>
+          <w:szCs w:val="21"/>
+        </w:rPr>
+        <w:t xml:space="preserve">deepseek-chat</w:t>
+      </w:r>
+      <w:r>
+        <w:rPr>
+          <w:rFonts w:ascii="Times New Roman" w:eastAsia="宋体" w:hAnsi="Times New Roman"/>
+          <w:b w:val="false"/>
+          <w:bCs w:val="false"/>
+          <w:sz w:val="21"/>
+          <w:szCs w:val="21"/>
+        </w:rPr>
+        <w:t xml:space="preserve">（要推理能力就选 deepseek-reasoner，但报告场景没必要）；</w:t>
       </w:r>
     </w:p>
     <w:p>
@@ -3395,7 +4079,50 @@
           <w:sz w:val="21"/>
           <w:szCs w:val="21"/>
         </w:rPr>
-        <w:t xml:space="preserve">点运行，右侧应返回四段：【结论】【你的强项】【需要补的地方】【下一步做什么】。</w:t>
+        <w:t xml:space="preserve">温度保持 0.5，最大 token 保持 1600；</w:t>
+      </w:r>
+    </w:p>
+    <w:p>
+      <w:pPr>
+        <w:spacing w:after="60" w:line="340"/>
+        <w:ind w:left="420" w:hanging="240"/>
+      </w:pPr>
+      <w:r>
+        <w:rPr>
+          <w:rFonts w:ascii="Times New Roman" w:eastAsia="宋体" w:hAnsi="Times New Roman"/>
+          <w:b w:val="false"/>
+          <w:bCs w:val="false"/>
+          <w:sz w:val="21"/>
+          <w:szCs w:val="21"/>
+        </w:rPr>
+        <w:t xml:space="preserve">4．</w:t>
+      </w:r>
+      <w:r>
+        <w:rPr>
+          <w:rFonts w:ascii="Times New Roman" w:eastAsia="宋体" w:hAnsi="Times New Roman"/>
+          <w:b w:val="false"/>
+          <w:bCs w:val="false"/>
+          <w:sz w:val="21"/>
+          <w:szCs w:val="21"/>
+        </w:rPr>
+        <w:t xml:space="preserve">右上「发布」→ 填版本说明（如 v1-deepseek）→ 确认。</w:t>
+      </w:r>
+    </w:p>
+    <w:p>
+      <w:pPr>
+        <w:spacing w:after="80" w:before="0" w:line="340"/>
+        <w:ind w:left="420"/>
+      </w:pPr>
+      <w:r>
+        <w:rPr>
+          <w:rFonts w:ascii="Times New Roman" w:eastAsia="宋体" w:hAnsi="Times New Roman"/>
+          <w:b w:val="false"/>
+          <w:bCs w:val="false"/>
+          <w:color w:val="555555"/>
+          <w:sz w:val="19"/>
+          <w:szCs w:val="19"/>
+        </w:rPr>
+        <w:t xml:space="preserve">以后换模型只改这一个节点并重新发布，后端代码与接口都不用动。</w:t>
       </w:r>
     </w:p>
     <w:p>
@@ -3412,6 +4139,101 @@
           <w:sz w:val="24"/>
           <w:szCs w:val="24"/>
         </w:rPr>
+        <w:t xml:space="preserve">方式一：在 Dify 里点"运行"</w:t>
+      </w:r>
+    </w:p>
+    <w:p>
+      <w:pPr>
+        <w:spacing w:after="60" w:line="340"/>
+        <w:ind w:left="420" w:hanging="240"/>
+      </w:pPr>
+      <w:r>
+        <w:rPr>
+          <w:rFonts w:ascii="Times New Roman" w:eastAsia="宋体" w:hAnsi="Times New Roman"/>
+          <w:b w:val="false"/>
+          <w:bCs w:val="false"/>
+          <w:sz w:val="21"/>
+          <w:szCs w:val="21"/>
+        </w:rPr>
+        <w:t xml:space="preserve">1．</w:t>
+      </w:r>
+      <w:r>
+        <w:rPr>
+          <w:rFonts w:ascii="Times New Roman" w:eastAsia="宋体" w:hAnsi="Times New Roman"/>
+          <w:b w:val="false"/>
+          <w:bCs w:val="false"/>
+          <w:sz w:val="21"/>
+          <w:szCs w:val="21"/>
+        </w:rPr>
+        <w:t xml:space="preserve">工作室 → 打开「学习评价报告（学生端）」→ 右上「运行」。</w:t>
+      </w:r>
+    </w:p>
+    <w:p>
+      <w:pPr>
+        <w:spacing w:after="60" w:line="340"/>
+        <w:ind w:left="420" w:hanging="240"/>
+      </w:pPr>
+      <w:r>
+        <w:rPr>
+          <w:rFonts w:ascii="Times New Roman" w:eastAsia="宋体" w:hAnsi="Times New Roman"/>
+          <w:b w:val="false"/>
+          <w:bCs w:val="false"/>
+          <w:sz w:val="21"/>
+          <w:szCs w:val="21"/>
+        </w:rPr>
+        <w:t xml:space="preserve">2．</w:t>
+      </w:r>
+      <w:r>
+        <w:rPr>
+          <w:rFonts w:ascii="Times New Roman" w:eastAsia="宋体" w:hAnsi="Times New Roman"/>
+          <w:b w:val="false"/>
+          <w:bCs w:val="false"/>
+          <w:sz w:val="21"/>
+          <w:szCs w:val="21"/>
+        </w:rPr>
+        <w:t xml:space="preserve">在 facts 里粘一段测试事实，例如：课程：大学计算机基础（一）；总分 61；班级均分 78.1；班内 43/45；缺勤 4，允许 4；预警：黄灯；分组正确率：简答题 64%/80%；题型：单选题 83%/85%。</w:t>
+      </w:r>
+    </w:p>
+    <w:p>
+      <w:pPr>
+        <w:spacing w:after="60" w:line="340"/>
+        <w:ind w:left="420" w:hanging="240"/>
+      </w:pPr>
+      <w:r>
+        <w:rPr>
+          <w:rFonts w:ascii="Times New Roman" w:eastAsia="宋体" w:hAnsi="Times New Roman"/>
+          <w:b w:val="false"/>
+          <w:bCs w:val="false"/>
+          <w:sz w:val="21"/>
+          <w:szCs w:val="21"/>
+        </w:rPr>
+        <w:t xml:space="preserve">3．</w:t>
+      </w:r>
+      <w:r>
+        <w:rPr>
+          <w:rFonts w:ascii="Times New Roman" w:eastAsia="宋体" w:hAnsi="Times New Roman"/>
+          <w:b w:val="false"/>
+          <w:bCs w:val="false"/>
+          <w:sz w:val="21"/>
+          <w:szCs w:val="21"/>
+        </w:rPr>
+        <w:t xml:space="preserve">点运行，右侧应返回四段：【结论】【你的强项】【需要补的地方】【下一步做什么】。</w:t>
+      </w:r>
+    </w:p>
+    <w:p>
+      <w:pPr>
+        <w:pStyle w:val="Heading3"/>
+        <w:spacing w:after="100" w:before="180" w:line="360"/>
+      </w:pPr>
+      <w:r>
+        <w:rPr>
+          <w:rFonts w:ascii="Times New Roman" w:eastAsia="黑体" w:hAnsi="Times New Roman"/>
+          <w:b/>
+          <w:bCs/>
+          <w:color w:val="000000"/>
+          <w:sz w:val="24"/>
+          <w:szCs w:val="24"/>
+        </w:rPr>
         <w:t xml:space="preserve">方式二：命令行直接打 Service API</w:t>
       </w:r>
     </w:p>
@@ -3619,7 +4441,7 @@
           <w:sz w:val="19"/>
           <w:szCs w:val="19"/>
         </w:rPr>
-        <w:t xml:space="preserve">表2-2 三处对齐才算通</w:t>
+        <w:t xml:space="preserve">表2-3 三处对齐才算通</w:t>
       </w:r>
     </w:p>
     <w:tbl>
@@ -4095,7 +4917,7 @@
           <w:sz w:val="19"/>
           <w:szCs w:val="19"/>
         </w:rPr>
-        <w:t xml:space="preserve">表2-3 Dify 侧排错</w:t>
+        <w:t xml:space="preserve">表2-4 Dify 侧排错</w:t>
       </w:r>
     </w:p>
     <w:tbl>
@@ -10968,7 +11790,7 @@
                 <w:sz w:val="19"/>
                 <w:szCs w:val="19"/>
               </w:rPr>
-              <w:t xml:space="preserve">AI_DASHSCOPE_KEY</w:t>
+              <w:t xml:space="preserve">AI_LLM_BASE_URL</w:t>
             </w:r>
           </w:p>
         </w:tc>
@@ -11022,7 +11844,7 @@
                 <w:sz w:val="19"/>
                 <w:szCs w:val="19"/>
               </w:rPr>
-              <w:t xml:space="preserve">直连兜底 Key</w:t>
+              <w:t xml:space="preserve">通用直连地址：DeepSeek https://api.deepseek.com/v1，DashScope .../compatible-mode/v1</w:t>
             </w:r>
           </w:p>
         </w:tc>
@@ -11051,7 +11873,7 @@
                 <w:sz w:val="19"/>
                 <w:szCs w:val="19"/>
               </w:rPr>
-              <w:t xml:space="preserve">AI_DASHSCOPE_MODEL</w:t>
+              <w:t xml:space="preserve">AI_LLM_KEY</w:t>
             </w:r>
           </w:p>
         </w:tc>
@@ -11078,7 +11900,7 @@
                 <w:sz w:val="19"/>
                 <w:szCs w:val="19"/>
               </w:rPr>
-              <w:t xml:space="preserve">qwen-plus</w:t>
+              <w:t xml:space="preserve">空</w:t>
             </w:r>
           </w:p>
         </w:tc>
@@ -11105,7 +11927,173 @@
                 <w:sz w:val="19"/>
                 <w:szCs w:val="19"/>
               </w:rPr>
-              <w:t xml:space="preserve">直连用的模型</w:t>
+              <w:t xml:space="preserve">通用直连 Key（DeepSeek 或 DashScope 都行）</w:t>
+            </w:r>
+          </w:p>
+        </w:tc>
+      </w:tr>
+      <w:tr>
+        <w:tc>
+          <w:tcPr>
+            <w:tcW w:type="dxa" w:w="3084"/>
+            <w:tcMar>
+              <w:top w:type="dxa" w:w="60"/>
+              <w:left w:type="dxa" w:w="90"/>
+              <w:bottom w:type="dxa" w:w="60"/>
+              <w:right w:type="dxa" w:w="90"/>
+            </w:tcMar>
+            <w:vAlign w:val="center"/>
+          </w:tcPr>
+          <w:p>
+            <w:pPr>
+              <w:spacing w:after="0" w:line="280"/>
+            </w:pPr>
+            <w:r>
+              <w:rPr>
+                <w:rFonts w:ascii="Times New Roman" w:eastAsia="宋体" w:hAnsi="Times New Roman"/>
+                <w:b w:val="false"/>
+                <w:bCs w:val="false"/>
+                <w:sz w:val="19"/>
+                <w:szCs w:val="19"/>
+              </w:rPr>
+              <w:t xml:space="preserve">AI_LLM_MODEL</w:t>
+            </w:r>
+          </w:p>
+        </w:tc>
+        <w:tc>
+          <w:tcPr>
+            <w:tcW w:type="dxa" w:w="2358"/>
+            <w:tcMar>
+              <w:top w:type="dxa" w:w="60"/>
+              <w:left w:type="dxa" w:w="90"/>
+              <w:bottom w:type="dxa" w:w="60"/>
+              <w:right w:type="dxa" w:w="90"/>
+            </w:tcMar>
+            <w:vAlign w:val="center"/>
+          </w:tcPr>
+          <w:p>
+            <w:pPr>
+              <w:spacing w:after="0" w:line="280"/>
+            </w:pPr>
+            <w:r>
+              <w:rPr>
+                <w:rFonts w:ascii="Times New Roman" w:eastAsia="宋体" w:hAnsi="Times New Roman"/>
+                <w:b w:val="false"/>
+                <w:bCs w:val="false"/>
+                <w:sz w:val="19"/>
+                <w:szCs w:val="19"/>
+              </w:rPr>
+              <w:t xml:space="preserve">空</w:t>
+            </w:r>
+          </w:p>
+        </w:tc>
+        <w:tc>
+          <w:tcPr>
+            <w:tcW w:type="dxa" w:w="3628"/>
+            <w:tcMar>
+              <w:top w:type="dxa" w:w="60"/>
+              <w:left w:type="dxa" w:w="90"/>
+              <w:bottom w:type="dxa" w:w="60"/>
+              <w:right w:type="dxa" w:w="90"/>
+            </w:tcMar>
+            <w:vAlign w:val="center"/>
+          </w:tcPr>
+          <w:p>
+            <w:pPr>
+              <w:spacing w:after="0" w:line="280"/>
+            </w:pPr>
+            <w:r>
+              <w:rPr>
+                <w:rFonts w:ascii="Times New Roman" w:eastAsia="宋体" w:hAnsi="Times New Roman"/>
+                <w:b w:val="false"/>
+                <w:bCs w:val="false"/>
+                <w:sz w:val="19"/>
+                <w:szCs w:val="19"/>
+              </w:rPr>
+              <w:t xml:space="preserve">通用直连模型：deepseek-chat 或 qwen-plus</w:t>
+            </w:r>
+          </w:p>
+        </w:tc>
+      </w:tr>
+      <w:tr>
+        <w:tc>
+          <w:tcPr>
+            <w:tcW w:type="dxa" w:w="3084"/>
+            <w:tcMar>
+              <w:top w:type="dxa" w:w="60"/>
+              <w:left w:type="dxa" w:w="90"/>
+              <w:bottom w:type="dxa" w:w="60"/>
+              <w:right w:type="dxa" w:w="90"/>
+            </w:tcMar>
+            <w:vAlign w:val="center"/>
+          </w:tcPr>
+          <w:p>
+            <w:pPr>
+              <w:spacing w:after="0" w:line="280"/>
+            </w:pPr>
+            <w:r>
+              <w:rPr>
+                <w:rFonts w:ascii="Times New Roman" w:eastAsia="宋体" w:hAnsi="Times New Roman"/>
+                <w:b w:val="false"/>
+                <w:bCs w:val="false"/>
+                <w:sz w:val="19"/>
+                <w:szCs w:val="19"/>
+              </w:rPr>
+              <w:t xml:space="preserve">AI_DASHSCOPE_KEY / _BASE_URL / _MODEL</w:t>
+            </w:r>
+          </w:p>
+        </w:tc>
+        <w:tc>
+          <w:tcPr>
+            <w:tcW w:type="dxa" w:w="2358"/>
+            <w:tcMar>
+              <w:top w:type="dxa" w:w="60"/>
+              <w:left w:type="dxa" w:w="90"/>
+              <w:bottom w:type="dxa" w:w="60"/>
+              <w:right w:type="dxa" w:w="90"/>
+            </w:tcMar>
+            <w:vAlign w:val="center"/>
+          </w:tcPr>
+          <w:p>
+            <w:pPr>
+              <w:spacing w:after="0" w:line="280"/>
+            </w:pPr>
+            <w:r>
+              <w:rPr>
+                <w:rFonts w:ascii="Times New Roman" w:eastAsia="宋体" w:hAnsi="Times New Roman"/>
+                <w:b w:val="false"/>
+                <w:bCs w:val="false"/>
+                <w:sz w:val="19"/>
+                <w:szCs w:val="19"/>
+              </w:rPr>
+              <w:t xml:space="preserve">空 / DashScope / qwen-plus</w:t>
+            </w:r>
+          </w:p>
+        </w:tc>
+        <w:tc>
+          <w:tcPr>
+            <w:tcW w:type="dxa" w:w="3628"/>
+            <w:tcMar>
+              <w:top w:type="dxa" w:w="60"/>
+              <w:left w:type="dxa" w:w="90"/>
+              <w:bottom w:type="dxa" w:w="60"/>
+              <w:right w:type="dxa" w:w="90"/>
+            </w:tcMar>
+            <w:vAlign w:val="center"/>
+          </w:tcPr>
+          <w:p>
+            <w:pPr>
+              <w:spacing w:after="0" w:line="280"/>
+            </w:pPr>
+            <w:r>
+              <w:rPr>
+                <w:rFonts w:ascii="Times New Roman" w:eastAsia="宋体" w:hAnsi="Times New Roman"/>
+                <w:b w:val="false"/>
+                <w:bCs w:val="false"/>
+                <w:sz w:val="19"/>
+                <w:szCs w:val="19"/>
+              </w:rPr>
+              <w:t xml:space="preserve">旧配置：上面三项留空时才用它们</w:t>
             </w:r>
           </w:p>
         </w:tc>

--- a/v2.0/word/学情预警系统_AI功能测试与Dify配置指南.docx
+++ b/v2.0/word/学情预警系统_AI功能测试与Dify配置指南.docx
@@ -3283,7 +3283,7 @@
                 <w:sz w:val="19"/>
                 <w:szCs w:val="19"/>
               </w:rPr>
-              <w:t xml:space="preserve">deepseek-chat（V3，报告够用）；需要推理再加 deepseek-reasoner</w:t>
+              <w:t xml:space="preserve">deepseek-v4-flash（本项目用的就是它，1M 上下文）；另有 deepseek-flash / deepseek-v4-pro 可选</w:t>
             </w:r>
           </w:p>
         </w:tc>
@@ -3311,6 +3311,89 @@
                 <w:szCs w:val="19"/>
               </w:rPr>
               <w:t xml:space="preserve">勾选即可，上下文长度用默认</w:t>
+            </w:r>
+          </w:p>
+        </w:tc>
+      </w:tr>
+      <w:tr>
+        <w:tc>
+          <w:tcPr>
+            <w:tcW w:type="dxa" w:w="1270"/>
+            <w:tcMar>
+              <w:top w:type="dxa" w:w="60"/>
+              <w:left w:type="dxa" w:w="90"/>
+              <w:bottom w:type="dxa" w:w="60"/>
+              <w:right w:type="dxa" w:w="90"/>
+            </w:tcMar>
+            <w:vAlign w:val="center"/>
+          </w:tcPr>
+          <w:p>
+            <w:pPr>
+              <w:spacing w:after="0" w:line="280"/>
+            </w:pPr>
+            <w:r>
+              <w:rPr>
+                <w:rFonts w:ascii="Times New Roman" w:eastAsia="宋体" w:hAnsi="Times New Roman"/>
+                <w:b w:val="false"/>
+                <w:bCs w:val="false"/>
+                <w:sz w:val="19"/>
+                <w:szCs w:val="19"/>
+              </w:rPr>
+              <w:t xml:space="preserve">注意</w:t>
+            </w:r>
+          </w:p>
+        </w:tc>
+        <w:tc>
+          <w:tcPr>
+            <w:tcW w:type="dxa" w:w="4535"/>
+            <w:tcMar>
+              <w:top w:type="dxa" w:w="60"/>
+              <w:left w:type="dxa" w:w="90"/>
+              <w:bottom w:type="dxa" w:w="60"/>
+              <w:right w:type="dxa" w:w="90"/>
+            </w:tcMar>
+            <w:vAlign w:val="center"/>
+          </w:tcPr>
+          <w:p>
+            <w:pPr>
+              <w:spacing w:after="0" w:line="280"/>
+            </w:pPr>
+            <w:r>
+              <w:rPr>
+                <w:rFonts w:ascii="Times New Roman" w:eastAsia="宋体" w:hAnsi="Times New Roman"/>
+                <w:b w:val="false"/>
+                <w:bCs w:val="false"/>
+                <w:sz w:val="19"/>
+                <w:szCs w:val="19"/>
+              </w:rPr>
+              <w:t xml:space="preserve">DeepSeek v4 是推理模型，返回里带 &lt;think&gt;…&lt;/think&gt; 思考块</w:t>
+            </w:r>
+          </w:p>
+        </w:tc>
+        <w:tc>
+          <w:tcPr>
+            <w:tcW w:type="dxa" w:w="3265"/>
+            <w:tcMar>
+              <w:top w:type="dxa" w:w="60"/>
+              <w:left w:type="dxa" w:w="90"/>
+              <w:bottom w:type="dxa" w:w="60"/>
+              <w:right w:type="dxa" w:w="90"/>
+            </w:tcMar>
+            <w:vAlign w:val="center"/>
+          </w:tcPr>
+          <w:p>
+            <w:pPr>
+              <w:spacing w:after="0" w:line="280"/>
+            </w:pPr>
+            <w:r>
+              <w:rPr>
+                <w:rFonts w:ascii="Times New Roman" w:eastAsia="宋体" w:hAnsi="Times New Roman"/>
+                <w:b w:val="false"/>
+                <w:bCs w:val="false"/>
+                <w:sz w:val="19"/>
+                <w:szCs w:val="19"/>
+              </w:rPr>
+              <w:t xml:space="preserve">后端已自动剥离；Dify 运行面板里仍可见，属正常</w:t>
             </w:r>
           </w:p>
         </w:tc>
@@ -12552,7 +12635,7 @@
                 <w:sz w:val="19"/>
                 <w:szCs w:val="19"/>
               </w:rPr>
-              <w:t xml:space="preserve">，四段正文</w:t>
+              <w:t xml:space="preserve">，四段正文（允许带 &lt;think&gt; 思考块）</w:t>
             </w:r>
           </w:p>
         </w:tc>
@@ -12579,7 +12662,7 @@
                 <w:sz w:val="19"/>
                 <w:szCs w:val="19"/>
               </w:rPr>
-              <w:t xml:space="preserve">后端会依次找 text / result / output，都找不到则判失败并降级</w:t>
+              <w:t xml:space="preserve">后端会剥掉思考块；找不到 text 则判失败并降级</w:t>
             </w:r>
           </w:p>
         </w:tc>
